--- a/reports/tms-tech-ls-hedge-funds-2026-10-28/TMS_vs_Tech_LS_Hedge_Funds.docx
+++ b/reports/tms-tech-ls-hedge-funds-2026-10-28/TMS_vs_Tech_LS_Hedge_Funds.docx
@@ -68,7 +68,7 @@
         </w:rPr>
         <w:t xml:space="preserve">Taranis Market Sentiment (TMS), Taranis SA, Geneva (CEO/founder Julien Leegenhoek); </w:t>
       </w:r>
-      <w:hyperlink w:history="1" r:id="rIdda_e3uvggxfuxbnotwik9">
+      <w:hyperlink w:history="1" r:id="rIdxsercxnnklturm3cwxfar">
         <w:r>
           <w:rPr>
             <w:rStyle w:val="Hyperlink"/>
@@ -523,7 +523,7 @@
           <w:sz w:val="20"/>
           <w:szCs w:val="20"/>
         </w:rPr>
-        <w:t xml:space="preserve">Alkeon founder Panayotis Sparaggis has no findable LinkedIn profile. Monchau figures come from the 27 Oct counts; his 290k+ follower count is from a search snippet and unverified.</w:t>
+        <w:t xml:space="preserve">Alkeon founder Panayotis Sparaggis has no findable LinkedIn profile. Monchau figures use his 1 Jun – 27 Oct window: counts to 17 Sep (1,244 posts), live sample after; his 290k+ follower count is from a search snippet and unverified.</w:t>
       </w:r>
     </w:p>
     <w:p>
@@ -1422,7 +1422,7 @@
             <w:pPr>
               <w:spacing w:after="0" w:line="252"/>
             </w:pPr>
-            <w:hyperlink w:history="1" r:id="rIdmtwnhupcs9diks6mv-eci">
+            <w:hyperlink w:history="1" r:id="rId8cntyrauc-j8-pecjazz-">
               <w:r>
                 <w:rPr>
                   <w:rStyle w:val="Hyperlink"/>
@@ -1834,7 +1834,7 @@
             <w:pPr>
               <w:spacing w:after="0" w:line="252"/>
             </w:pPr>
-            <w:hyperlink w:history="1" r:id="rIdbwsafssu9w8yvofgcw4l2">
+            <w:hyperlink w:history="1" r:id="rIdt8fu6efpgb257k3q43u7p">
               <w:r>
                 <w:rPr>
                   <w:rStyle w:val="Hyperlink"/>
@@ -2246,7 +2246,7 @@
             <w:pPr>
               <w:spacing w:after="0" w:line="252"/>
             </w:pPr>
-            <w:hyperlink w:history="1" r:id="rIdzzpczo-labqfulitm1j7o">
+            <w:hyperlink w:history="1" r:id="rIdmp871mzkfurs9lsztte4h">
               <w:r>
                 <w:rPr>
                   <w:rStyle w:val="Hyperlink"/>
@@ -2671,7 +2671,7 @@
             <w:pPr>
               <w:spacing w:after="0" w:line="252"/>
             </w:pPr>
-            <w:hyperlink w:history="1" r:id="rIdtzql7_nqwmrwmrvi44lkt">
+            <w:hyperlink w:history="1" r:id="rIdl0o8bmzqgkm-0afbsu2g6">
               <w:r>
                 <w:rPr>
                   <w:rStyle w:val="Hyperlink"/>
@@ -3083,7 +3083,7 @@
             <w:pPr>
               <w:spacing w:after="0" w:line="252"/>
             </w:pPr>
-            <w:hyperlink w:history="1" r:id="rIdrclfyitne7woon2g1xlsb">
+            <w:hyperlink w:history="1" r:id="rId6jdxzepwxdsbb7hzw7_np">
               <w:r>
                 <w:rPr>
                   <w:rStyle w:val="Hyperlink"/>
@@ -3169,7 +3169,7 @@
         </w:rPr>
         <w:t xml:space="preserve"/>
       </w:r>
-      <w:hyperlink w:history="1" r:id="rIdj8eolyiwoagpebo6rfcpc">
+      <w:hyperlink w:history="1" r:id="rIdqppp4mgponkmvef9r2pn4">
         <w:r>
           <w:rPr>
             <w:rStyle w:val="Hyperlink"/>
@@ -3189,7 +3189,7 @@
         </w:rPr>
         <w:t xml:space="preserve"> · </w:t>
       </w:r>
-      <w:hyperlink w:history="1" r:id="rIdgzn5ildvjzmkdek9kewzy">
+      <w:hyperlink w:history="1" r:id="rIdlf0oyeoebs2ab8jkp97ct">
         <w:r>
           <w:rPr>
             <w:rStyle w:val="Hyperlink"/>
@@ -3209,7 +3209,7 @@
         </w:rPr>
         <w:t xml:space="preserve"> · </w:t>
       </w:r>
-      <w:hyperlink w:history="1" r:id="rIduutnmbgjn_prjsosboayf">
+      <w:hyperlink w:history="1" r:id="rId2wybmfgaqrbdam4smvuqp">
         <w:r>
           <w:rPr>
             <w:rStyle w:val="Hyperlink"/>
@@ -3229,7 +3229,7 @@
         </w:rPr>
         <w:t xml:space="preserve"> · </w:t>
       </w:r>
-      <w:hyperlink w:history="1" r:id="rId0tdr8fsnxdrcn_9ays1ql">
+      <w:hyperlink w:history="1" r:id="rIdx7wjctoywdmeyhw5k1znj">
         <w:r>
           <w:rPr>
             <w:rStyle w:val="Hyperlink"/>
@@ -3308,7 +3308,7 @@
         </w:rPr>
         <w:t xml:space="preserve"/>
       </w:r>
-      <w:hyperlink w:history="1" r:id="rIdzjzox8kb0ufhgpfcqwodz">
+      <w:hyperlink w:history="1" r:id="rIdskfh_iqy5wx5ksp-eoed_">
         <w:r>
           <w:rPr>
             <w:rStyle w:val="Hyperlink"/>
@@ -3328,7 +3328,7 @@
         </w:rPr>
         <w:t xml:space="preserve"> · </w:t>
       </w:r>
-      <w:hyperlink w:history="1" r:id="rIdhjvdqkdgx-pyeqx0ou4z5">
+      <w:hyperlink w:history="1" r:id="rIdpigv00rrxz5toovaeh21k">
         <w:r>
           <w:rPr>
             <w:rStyle w:val="Hyperlink"/>
@@ -3348,7 +3348,7 @@
         </w:rPr>
         <w:t xml:space="preserve"> · </w:t>
       </w:r>
-      <w:hyperlink w:history="1" r:id="rIdweq2xkgak9pcomcbsqw8b">
+      <w:hyperlink w:history="1" r:id="rIdyxxzuubarmuhrgphoqyc7">
         <w:r>
           <w:rPr>
             <w:rStyle w:val="Hyperlink"/>
@@ -3368,7 +3368,7 @@
         </w:rPr>
         <w:t xml:space="preserve"> · </w:t>
       </w:r>
-      <w:hyperlink w:history="1" r:id="rIdyymkk9l3eamte58ime6sa">
+      <w:hyperlink w:history="1" r:id="rId_xbhtb4c2iata3jjakloa">
         <w:r>
           <w:rPr>
             <w:rStyle w:val="Hyperlink"/>
@@ -3447,7 +3447,7 @@
         </w:rPr>
         <w:t xml:space="preserve"/>
       </w:r>
-      <w:hyperlink w:history="1" r:id="rIdeftkn1ketz0on-94kcdwr">
+      <w:hyperlink w:history="1" r:id="rIdqbtaehi3ox5nw27sickm6">
         <w:r>
           <w:rPr>
             <w:rStyle w:val="Hyperlink"/>
@@ -3467,7 +3467,7 @@
         </w:rPr>
         <w:t xml:space="preserve"> · </w:t>
       </w:r>
-      <w:hyperlink w:history="1" r:id="rIdajlnng2fvxz60aovxdkij">
+      <w:hyperlink w:history="1" r:id="rIdfjtjlibilsxqo2ovfvmm1">
         <w:r>
           <w:rPr>
             <w:rStyle w:val="Hyperlink"/>
@@ -3487,7 +3487,7 @@
         </w:rPr>
         <w:t xml:space="preserve"> · </w:t>
       </w:r>
-      <w:hyperlink w:history="1" r:id="rIdrooztq177ako4hrbnm0fr">
+      <w:hyperlink w:history="1" r:id="rId8c8ocoxyyjoc9qqmbck-p">
         <w:r>
           <w:rPr>
             <w:rStyle w:val="Hyperlink"/>
@@ -3566,7 +3566,7 @@
         </w:rPr>
         <w:t xml:space="preserve"/>
       </w:r>
-      <w:hyperlink w:history="1" r:id="rId58esz23zrblzlk_xvnny2">
+      <w:hyperlink w:history="1" r:id="rId2p1thmkcoepv3lwzeyh7c">
         <w:r>
           <w:rPr>
             <w:rStyle w:val="Hyperlink"/>
@@ -3586,7 +3586,7 @@
         </w:rPr>
         <w:t xml:space="preserve"> · </w:t>
       </w:r>
-      <w:hyperlink w:history="1" r:id="rIdkh8pe9_of5tjhfbdqu6kv">
+      <w:hyperlink w:history="1" r:id="rId-vwridqtwx8euxmlpmxfu">
         <w:r>
           <w:rPr>
             <w:rStyle w:val="Hyperlink"/>
@@ -3606,7 +3606,7 @@
         </w:rPr>
         <w:t xml:space="preserve"> · </w:t>
       </w:r>
-      <w:hyperlink w:history="1" r:id="rId-uugfigc-o_9jk4bb9xxx">
+      <w:hyperlink w:history="1" r:id="rIdxpwip_dz-glbcehkwk9qt">
         <w:r>
           <w:rPr>
             <w:rStyle w:val="Hyperlink"/>
@@ -3626,7 +3626,7 @@
         </w:rPr>
         <w:t xml:space="preserve"> · </w:t>
       </w:r>
-      <w:hyperlink w:history="1" r:id="rIdty4-xc40pnqv2fmfprsnm">
+      <w:hyperlink w:history="1" r:id="rIdvstf_t_maqcoifkjhphu6">
         <w:r>
           <w:rPr>
             <w:rStyle w:val="Hyperlink"/>
@@ -3705,7 +3705,7 @@
         </w:rPr>
         <w:t xml:space="preserve"/>
       </w:r>
-      <w:hyperlink w:history="1" r:id="rIdyn-sspqilhm4vf53pbsmx">
+      <w:hyperlink w:history="1" r:id="rIdxgtk_h4slfzzhondgzz17">
         <w:r>
           <w:rPr>
             <w:rStyle w:val="Hyperlink"/>
@@ -3725,7 +3725,7 @@
         </w:rPr>
         <w:t xml:space="preserve"> · </w:t>
       </w:r>
-      <w:hyperlink w:history="1" r:id="rId7jphzvtvpuq43pfynd0bp">
+      <w:hyperlink w:history="1" r:id="rIdsko218k7gyy4hd-jfdcsy">
         <w:r>
           <w:rPr>
             <w:rStyle w:val="Hyperlink"/>
@@ -3745,7 +3745,7 @@
         </w:rPr>
         <w:t xml:space="preserve"> · </w:t>
       </w:r>
-      <w:hyperlink w:history="1" r:id="rIdouw282na42qcew7oyau1o">
+      <w:hyperlink w:history="1" r:id="rIdxjzpxrl0-bhqv85w5vbng">
         <w:r>
           <w:rPr>
             <w:rStyle w:val="Hyperlink"/>
@@ -3765,7 +3765,7 @@
         </w:rPr>
         <w:t xml:space="preserve"> · </w:t>
       </w:r>
-      <w:hyperlink w:history="1" r:id="rIdvpikjbgm-su3azfeznn7r">
+      <w:hyperlink w:history="1" r:id="rIdbzak0lyhe9ruo1fvwfz2m">
         <w:r>
           <w:rPr>
             <w:rStyle w:val="Hyperlink"/>
@@ -8181,7 +8181,7 @@
             <w:pPr>
               <w:spacing w:after="0" w:line="252"/>
             </w:pPr>
-            <w:hyperlink w:history="1" r:id="rIdu-2xhbdrdjwlyabxiai7k">
+            <w:hyperlink w:history="1" r:id="rIdrnresmflgbl3vr1zjxsd6">
               <w:r>
                 <w:rPr>
                   <w:rStyle w:val="Hyperlink"/>
@@ -8214,7 +8214,7 @@
             <w:pPr>
               <w:spacing w:after="0" w:line="252"/>
             </w:pPr>
-            <w:hyperlink w:history="1" r:id="rIdlvexue7m3za8tx_kdpvyw">
+            <w:hyperlink w:history="1" r:id="rIdf1hhdicbccrvywns9ygah">
               <w:r>
                 <w:rPr>
                   <w:rStyle w:val="Hyperlink"/>
@@ -8247,7 +8247,7 @@
             <w:pPr>
               <w:spacing w:after="0" w:line="252"/>
             </w:pPr>
-            <w:hyperlink w:history="1" r:id="rIdtgh5_n9wfuppmwaaxhufs">
+            <w:hyperlink w:history="1" r:id="rIdqti4tmu50zz0eob1xvamf">
               <w:r>
                 <w:rPr>
                   <w:rStyle w:val="Hyperlink"/>
@@ -8280,7 +8280,7 @@
             <w:pPr>
               <w:spacing w:after="0" w:line="252"/>
             </w:pPr>
-            <w:hyperlink w:history="1" r:id="rIdk_n5i1ezphilvozuiq_f5">
+            <w:hyperlink w:history="1" r:id="rIdbm85ppgvrfuqcvh890u-l">
               <w:r>
                 <w:rPr>
                   <w:rStyle w:val="Hyperlink"/>
@@ -8313,7 +8313,7 @@
             <w:pPr>
               <w:spacing w:after="0" w:line="252"/>
             </w:pPr>
-            <w:hyperlink w:history="1" r:id="rIdyar8yjj3fay0b3gjbdof6">
+            <w:hyperlink w:history="1" r:id="rId5kjexusaegklh6ktyyboa">
               <w:r>
                 <w:rPr>
                   <w:rStyle w:val="Hyperlink"/>
@@ -8346,7 +8346,7 @@
             <w:pPr>
               <w:spacing w:after="0" w:line="252"/>
             </w:pPr>
-            <w:hyperlink w:history="1" r:id="rIdwnxtznueatrko23lxteix">
+            <w:hyperlink w:history="1" r:id="rId8yjgvhzjbt3f2tp2lyhxg">
               <w:r>
                 <w:rPr>
                   <w:rStyle w:val="Hyperlink"/>
@@ -8398,7 +8398,7 @@
         </w:rPr>
         <w:t xml:space="preserve">Cadian presents itself in one paragraph as a fundamental, value-oriented global long/short equity manager at 'the intersection of tech and value', with a conservative net beta. The site is a legalistic one-pager with no team, AUM, performance or documents, aimed at LPs who already know the firm. It makes no AI, data or systematic claims and covers healthcare, industrials and consumer as well as TMT. Against TMS it is a discretionary generalist-leaning value shop, while TMS leads with a behavioural-sentiment quant overlay and a narrower tech/AI-hardware universe. </w:t>
       </w:r>
-      <w:hyperlink w:history="1" r:id="rIdg_vpr3wgknbtj2xfmr-lh">
+      <w:hyperlink w:history="1" r:id="rIdl4q4rchfbv8cejq7qwuvi">
         <w:r>
           <w:rPr>
             <w:rStyle w:val="Hyperlink"/>
@@ -8434,7 +8434,7 @@
         </w:rPr>
         <w:t xml:space="preserve">Atreides positions itself as a crossover investor bringing a long-term, private-equity-style perspective to technology and consumer companies across public and private markets. The site is almost empty apart from a large team directory, which signals institutional depth (IR, capital formation, ECM, ventures) rather than explaining a process. Its Form ADV shows a flagship hedge fund alongside many VC/PE vehicles, so its edge is public-private access, not a data or quant signal. TMS by contrast is purely liquid, public-equity tech long/short with a quantitative sentiment overlay and no private-market angle. </w:t>
       </w:r>
-      <w:hyperlink w:history="1" r:id="rIdhqsqqlulfrmf0l1-tctgi">
+      <w:hyperlink w:history="1" r:id="rIdvsf7trhnya2ibj52wqeub">
         <w:r>
           <w:rPr>
             <w:rStyle w:val="Hyperlink"/>
@@ -8470,7 +8470,7 @@
         </w:rPr>
         <w:t xml:space="preserve">Alkeon markets 'two decades of investing in transformative companies' across their lifecycle and leads with a VC logo wall (Anthropic, Databricks, Stripe), with investor material behind a login. It reads as a growth/innovation crossover platform; long/short hedge funds dominate the ADV, but the brand story is private-company access. It also runs a UCITS fund and sub-advises registered funds, so it is not purely professional-only. Compared with TMS it competes on scale (USD 25bn regulatory AUM) and private deal flow, while TMS's angle is behavioural sentiment timing within liquid tech. </w:t>
       </w:r>
-      <w:hyperlink w:history="1" r:id="rIdyy3k_qtka-aq4xyixbqww">
+      <w:hyperlink w:history="1" r:id="rIdii3lk5w-s4hvwes3wmzfw">
         <w:r>
           <w:rPr>
             <w:rStyle w:val="Hyperlink"/>
@@ -8506,7 +8506,7 @@
         </w:rPr>
         <w:t xml:space="preserve">Sylebra's site now presents 'Sylebra Growth Partners', a growth equity firm writing USD 50-200M tickets across Platform, Growth and 'Private in Public' stages, with active board engagement. The low-net TMT long/short hedge fund behind its reputation is not mentioned at all; it appears only in Form ADV data as of end-2025, and regulatory AUM has fallen sharply. Its tone is aimed at founders and management teams, not hedge fund allocators. For TMS it is a weak direct comparable: if the hedge fund is being wound down or de-emphasised, Sylebra may fail the hard filter, and its positioning (engaged PE partner) is the opposite of TMS's liquid, signal-driven approach. </w:t>
       </w:r>
-      <w:hyperlink w:history="1" r:id="rIdjlgjb9qoyave1knhjjmkj">
+      <w:hyperlink w:history="1" r:id="rIdkip0gbrc2nkvixw33dmqz">
         <w:r>
           <w:rPr>
             <w:rStyle w:val="Hyperlink"/>
@@ -8542,7 +8542,7 @@
         </w:rPr>
         <w:t xml:space="preserve">Whale Rock's public page is a two-sentence holding page: an SEC-registered Boston adviser investing globally with a TMT focus since 2006, plus a login tab and contact details. All substance (performance, letters) sits behind the login or reaches the market through press, e.g. Business Insider's monthly return leaks. Its line-up mixes the flagship long/short fund with long-only, MegaCap Tech and hybrid/private vehicles. Against TMS it is the scale TMT benchmark (about USD 13bn ADV) with no stated quant or sentiment component, so TMS's differentiation has to rest on its behavioural overlay and risk-appetite timing, not on tech focus alone. </w:t>
       </w:r>
-      <w:hyperlink w:history="1" r:id="rIdkkfb9kbyfctfw7bg4abet">
+      <w:hyperlink w:history="1" r:id="rIdbvnizasd99xnij023l5ig">
         <w:r>
           <w:rPr>
             <w:rStyle w:val="Hyperlink"/>
@@ -8578,7 +8578,7 @@
         </w:rPr>
         <w:t xml:space="preserve">TMS sits behind a 3-step country / investor-type / disclaimer gate, then presents itself as a long/short technology equity strategy combining fundamental picking with a quantitative sentiment and risk-appetite overlay. Unlike the peers it explains its process openly, but it shows no fund facts, AUM, performance, team or documents, and it does not set out the two sleeves (systematic since 2016, discretionary tech/AI since Dec 2025). The award is still labelled 'Managed Futures Newcomer of the Year 2023', which clashes with the L/S tech positioning. Peers reveal less but carry brand, scale or press coverage; TMS needs track-record and vehicle facts behind its gate to compete. </w:t>
       </w:r>
-      <w:hyperlink w:history="1" r:id="rIdhab0pk10o1q3zvk_t54s1">
+      <w:hyperlink w:history="1" r:id="rIduhz2yqtiefhrtxzbou-qk">
         <w:r>
           <w:rPr>
             <w:rStyle w:val="Hyperlink"/>
@@ -10798,7 +10798,7 @@
             <w:pPr>
               <w:spacing w:after="0" w:line="252"/>
             </w:pPr>
-            <w:hyperlink w:history="1" r:id="rIdwh-uq4jdmsped2_uhi-zk">
+            <w:hyperlink w:history="1" r:id="rIdhpnyrwr5dyfzulaldsl9l">
               <w:r>
                 <w:rPr>
                   <w:rStyle w:val="Hyperlink"/>
@@ -11162,7 +11162,7 @@
             <w:pPr>
               <w:spacing w:after="0" w:line="252"/>
             </w:pPr>
-            <w:hyperlink w:history="1" r:id="rIdvtxuvnv_lgh0rpmxq20tb">
+            <w:hyperlink w:history="1" r:id="rIdfidjiiyp8vroikg1pq53p">
               <w:r>
                 <w:rPr>
                   <w:rStyle w:val="Hyperlink"/>
@@ -11517,7 +11517,7 @@
             <w:pPr>
               <w:spacing w:after="0" w:line="252"/>
             </w:pPr>
-            <w:hyperlink w:history="1" r:id="rIdq_pjjz34f7pwrkcqlxylo">
+            <w:hyperlink w:history="1" r:id="rIdpaiv-8sspbq1of4yh0ybv">
               <w:r>
                 <w:rPr>
                   <w:rStyle w:val="Hyperlink"/>
@@ -11871,7 +11871,7 @@
             <w:pPr>
               <w:spacing w:after="0" w:line="252"/>
             </w:pPr>
-            <w:hyperlink w:history="1" r:id="rIdrstjgp8tobkiklg0oh1t1">
+            <w:hyperlink w:history="1" r:id="rIdjz3pgujuj0pxzqdh_h4vl">
               <w:r>
                 <w:rPr>
                   <w:rStyle w:val="Hyperlink"/>
@@ -12426,7 +12426,7 @@
             <w:pPr>
               <w:spacing w:after="0" w:line="252"/>
             </w:pPr>
-            <w:hyperlink w:history="1" r:id="rIdfizxvwe7agpkk_awyyr_w">
+            <w:hyperlink w:history="1" r:id="rIdw3_9jc5qk0p4lahg2ambz">
               <w:r>
                 <w:rPr>
                   <w:rStyle w:val="Hyperlink"/>
@@ -12654,7 +12654,7 @@
             <w:pPr>
               <w:spacing w:after="0" w:line="252"/>
             </w:pPr>
-            <w:hyperlink w:history="1" r:id="rIdtzkwlbdgkbwy45yadrkhw">
+            <w:hyperlink w:history="1" r:id="rIdui79nhq2undow_cdpwlo7">
               <w:r>
                 <w:rPr>
                   <w:rStyle w:val="Hyperlink"/>
@@ -12882,7 +12882,7 @@
             <w:pPr>
               <w:spacing w:after="0" w:line="252"/>
             </w:pPr>
-            <w:hyperlink w:history="1" r:id="rIdn9po9hn4ztleg_m7lzdho">
+            <w:hyperlink w:history="1" r:id="rIdu0ntnfm12ohc5q-mm4ukc">
               <w:r>
                 <w:rPr>
                   <w:rStyle w:val="Hyperlink"/>
@@ -13110,7 +13110,7 @@
             <w:pPr>
               <w:spacing w:after="0" w:line="252"/>
             </w:pPr>
-            <w:hyperlink w:history="1" r:id="rIdnvbcrmdhnkfgwn9dez73h">
+            <w:hyperlink w:history="1" r:id="rIdqscs8paqf9mhkmkdawqqq">
               <w:r>
                 <w:rPr>
                   <w:rStyle w:val="Hyperlink"/>
@@ -13178,7 +13178,7 @@
         </w:rPr>
         <w:t xml:space="preserve">Context, not a peer: Monchau (Syz Group CIO, </w:t>
       </w:r>
-      <w:hyperlink w:history="1" r:id="rIdp8gyjrjqeokcyg4l47e5-">
+      <w:hyperlink w:history="1" r:id="rIdirbyilsoy6viozeeh3dmr">
         <w:r>
           <w:rPr>
             <w:rStyle w:val="Hyperlink"/>
@@ -13196,7 +13196,7 @@
           <w:sz w:val="20"/>
           <w:szCs w:val="20"/>
         </w:rPr>
-        <w:t xml:space="preserve">) is the "loud individual voice" model. In the 13 weeks he published 1,051 posts (about 81 a week, 11.5 a day). 86% credit a "Source"; only 4 of 78 own-view or Syz-branded posts cleared 54 reactions. Tech/AI is about 26% of posts; tech posts beat his average only slightly (+6–7% at 25 and 54 reactions) and go viral less often, because his viral outliers are humour.</w:t>
+        <w:t xml:space="preserve">) is the "loud individual voice" model. Window 1 Jun – 27 Oct 2026: from 1 Jun to 17 Sep (the index end) he published 1,244 posts (about 81 a week, 11.5 a day); 18 Sep – 27 Oct is covered by a live sample. 86% credit a "Source"; only 4 of 78 own-view or Syz-branded posts cleared 54 reactions. Tech/AI is 26% of posts by the narrow keyword rule (328 of 1,244) and about 39–41% with a wide net of tech names and themes; tech posts beat his average only slightly (+7–8% at 25 and 54 reactions) and go viral less often, because his viral outliers are humour.</w:t>
       </w:r>
     </w:p>
     <w:p>
@@ -13299,7 +13299,7 @@
       <w:r>
         <w:drawing>
           <wp:inline distT="0" distB="0" distL="0" distR="0">
-            <wp:extent cx="4191000" cy="1543050"/>
+            <wp:extent cx="4191000" cy="1552575"/>
             <wp:effectExtent t="0" r="0" b="0" l="0"/>
             <wp:docPr id="1" name="c-top.png" descr="c-top.png" title="c-top.png"/>
             <wp:cNvGraphicFramePr>
@@ -13324,7 +13324,7 @@
                   <pic:spPr bwMode="auto">
                     <a:xfrm>
                       <a:off x="0" y="0"/>
-                      <a:ext cx="4191000" cy="1543050"/>
+                      <a:ext cx="4191000" cy="1552575"/>
                     </a:xfrm>
                     <a:prstGeom prst="rect">
                       <a:avLst/>
@@ -13836,7 +13836,7 @@
                 <w:sz w:val="14"/>
                 <w:szCs w:val="14"/>
               </w:rPr>
-              <w:t xml:space="preserve">80.8</w:t>
+              <w:t xml:space="preserve">80.6</w:t>
             </w:r>
           </w:p>
         </w:tc>
@@ -13926,7 +13926,7 @@
             <w:pPr>
               <w:spacing w:after="0" w:line="252"/>
             </w:pPr>
-            <w:hyperlink w:history="1" r:id="rIdlrgwdrdzxqeiyjivsvea1">
+            <w:hyperlink w:history="1" r:id="rIdofdryycc1iauopzrcaina">
               <w:r>
                 <w:rPr>
                   <w:rStyle w:val="Hyperlink"/>
@@ -13967,7 +13967,7 @@
                 <w:sz w:val="14"/>
                 <w:szCs w:val="14"/>
               </w:rPr>
-              <w:t xml:space="preserve">Curator: 86% credit a Source/via (907 of 1,051); text largely follows the cited account</w:t>
+              <w:t xml:space="preserve">Curator: 86% credit a Source/via (1,075 of 1,244, 1 Jun - 17 Sep); text largely follows the cited account</w:t>
             </w:r>
           </w:p>
         </w:tc>
@@ -14124,7 +14124,7 @@
             <w:pPr>
               <w:spacing w:after="0" w:line="252"/>
             </w:pPr>
-            <w:hyperlink w:history="1" r:id="rIdnl3il4esdes6j2u-xio5r">
+            <w:hyperlink w:history="1" r:id="rIdniaglzdi9339-yguary6-">
               <w:r>
                 <w:rPr>
                   <w:rStyle w:val="Hyperlink"/>
@@ -14321,7 +14321,7 @@
             <w:pPr>
               <w:spacing w:after="0" w:line="252"/>
             </w:pPr>
-            <w:hyperlink w:history="1" r:id="rIdprapkwqvg_euldqw2z10u">
+            <w:hyperlink w:history="1" r:id="rIdy3_3mtopduysa2nub7m-4">
               <w:r>
                 <w:rPr>
                   <w:rStyle w:val="Hyperlink"/>
@@ -14518,7 +14518,7 @@
             <w:pPr>
               <w:spacing w:after="0" w:line="252"/>
             </w:pPr>
-            <w:hyperlink w:history="1" r:id="rIdfs1czhmgnnlcjtj5r5vws">
+            <w:hyperlink w:history="1" r:id="rIdruwp_xr048w0z2fmv1q9a">
               <w:r>
                 <w:rPr>
                   <w:rStyle w:val="Hyperlink"/>
@@ -14715,7 +14715,7 @@
             <w:pPr>
               <w:spacing w:after="0" w:line="252"/>
             </w:pPr>
-            <w:hyperlink w:history="1" r:id="rIdaeex24h1tkbkfzxqj1dwl">
+            <w:hyperlink w:history="1" r:id="rIdvczwuwnbcoamvder-ttcf">
               <w:r>
                 <w:rPr>
                   <w:rStyle w:val="Hyperlink"/>
@@ -14912,7 +14912,7 @@
             <w:pPr>
               <w:spacing w:after="0" w:line="252"/>
             </w:pPr>
-            <w:hyperlink w:history="1" r:id="rIdhftwmunofgqmihmi_toox">
+            <w:hyperlink w:history="1" r:id="rIdpnroeq-vvo_cshv0e68oz">
               <w:r>
                 <w:rPr>
                   <w:rStyle w:val="Hyperlink"/>
@@ -15109,7 +15109,7 @@
             <w:pPr>
               <w:spacing w:after="0" w:line="252"/>
             </w:pPr>
-            <w:hyperlink w:history="1" r:id="rIdytur4es7fyfr42fz_xili">
+            <w:hyperlink w:history="1" r:id="rId9wnu0komk7tj1vgorpu9f">
               <w:r>
                 <w:rPr>
                   <w:rStyle w:val="Hyperlink"/>
@@ -15306,7 +15306,7 @@
             <w:pPr>
               <w:spacing w:after="0" w:line="252"/>
             </w:pPr>
-            <w:hyperlink w:history="1" r:id="rId1l6iectffxlx6satb66xt">
+            <w:hyperlink w:history="1" r:id="rIdpfy7yrwlpwrtabhf1fqfw">
               <w:r>
                 <w:rPr>
                   <w:rStyle w:val="Hyperlink"/>
@@ -16461,7 +16461,7 @@
             <w:pPr>
               <w:spacing w:after="0" w:line="252"/>
             </w:pPr>
-            <w:hyperlink w:history="1" r:id="rIdxwlyhsslkpa44rhcdtgvl">
+            <w:hyperlink w:history="1" r:id="rIdmtdcf7jcrwmdrj_p0uz8m">
               <w:r>
                 <w:rPr>
                   <w:rStyle w:val="Hyperlink"/>
@@ -16626,7 +16626,7 @@
             <w:pPr>
               <w:spacing w:after="0" w:line="252"/>
             </w:pPr>
-            <w:hyperlink w:history="1" r:id="rIdpibffbpnbnsrzux4yn63i">
+            <w:hyperlink w:history="1" r:id="rIdzryqb1exyw0van_czaljk">
               <w:r>
                 <w:rPr>
                   <w:rStyle w:val="Hyperlink"/>
@@ -16791,7 +16791,7 @@
             <w:pPr>
               <w:spacing w:after="0" w:line="252"/>
             </w:pPr>
-            <w:hyperlink w:history="1" r:id="rId_f6jdwedrnyqdpeu76dax">
+            <w:hyperlink w:history="1" r:id="rIdrbyrdtmlp9gik5tnyaqkk">
               <w:r>
                 <w:rPr>
                   <w:rStyle w:val="Hyperlink"/>
@@ -16956,7 +16956,7 @@
             <w:pPr>
               <w:spacing w:after="0" w:line="252"/>
             </w:pPr>
-            <w:hyperlink w:history="1" r:id="rIdhmfuwtosp33gfxn0qhic8">
+            <w:hyperlink w:history="1" r:id="rIdhorjrhdlkrmbyaxmbtlls">
               <w:r>
                 <w:rPr>
                   <w:rStyle w:val="Hyperlink"/>
@@ -17121,7 +17121,7 @@
             <w:pPr>
               <w:spacing w:after="0" w:line="252"/>
             </w:pPr>
-            <w:hyperlink w:history="1" r:id="rIdyxtyxl9xbffwmeg5kpkxf">
+            <w:hyperlink w:history="1" r:id="rIdtt-dt-ruvcwjh7r80y76m">
               <w:r>
                 <w:rPr>
                   <w:rStyle w:val="Hyperlink"/>
@@ -17286,7 +17286,7 @@
             <w:pPr>
               <w:spacing w:after="0" w:line="252"/>
             </w:pPr>
-            <w:hyperlink w:history="1" r:id="rId3irkaxrmc4na9lo8x_srq">
+            <w:hyperlink w:history="1" r:id="rIdhyt66idy_4uwdfzv488zs">
               <w:r>
                 <w:rPr>
                   <w:rStyle w:val="Hyperlink"/>
@@ -17451,7 +17451,7 @@
             <w:pPr>
               <w:spacing w:after="0" w:line="252"/>
             </w:pPr>
-            <w:hyperlink w:history="1" r:id="rIdup0v6bat2izktxdgikxvi">
+            <w:hyperlink w:history="1" r:id="rIddfbdrqv4sl2spyvcm40zw">
               <w:r>
                 <w:rPr>
                   <w:rStyle w:val="Hyperlink"/>
@@ -19856,7 +19856,7 @@
             <w:pPr>
               <w:spacing w:after="0" w:line="252"/>
             </w:pPr>
-            <w:hyperlink w:history="1" r:id="rIdcglzbldyuoqavtcopwbjn">
+            <w:hyperlink w:history="1" r:id="rIdv2j-ngkhfiw-9habdjure">
               <w:r>
                 <w:rPr>
                   <w:rStyle w:val="Hyperlink"/>
@@ -20147,7 +20147,7 @@
             <w:pPr>
               <w:spacing w:after="0" w:line="252"/>
             </w:pPr>
-            <w:hyperlink w:history="1" r:id="rId8xmpgmwuobrfagou-j6wa">
+            <w:hyperlink w:history="1" r:id="rIdzmvejsp9ob6hot_s1hhnc">
               <w:r>
                 <w:rPr>
                   <w:rStyle w:val="Hyperlink"/>
@@ -20438,7 +20438,7 @@
             <w:pPr>
               <w:spacing w:after="0" w:line="252"/>
             </w:pPr>
-            <w:hyperlink w:history="1" r:id="rIdk6nnkasabb7v_jzlb3xhr">
+            <w:hyperlink w:history="1" r:id="rIdrcmygdxytekhtpvwholni">
               <w:r>
                 <w:rPr>
                   <w:rStyle w:val="Hyperlink"/>
@@ -20729,7 +20729,7 @@
             <w:pPr>
               <w:spacing w:after="0" w:line="252"/>
             </w:pPr>
-            <w:hyperlink w:history="1" r:id="rIdkvduilglrzdrrq1khdvee">
+            <w:hyperlink w:history="1" r:id="rIdyhdxqxath4odj5bos2zid">
               <w:r>
                 <w:rPr>
                   <w:rStyle w:val="Hyperlink"/>
@@ -21028,7 +21028,7 @@
             <w:pPr>
               <w:spacing w:after="0" w:line="252"/>
             </w:pPr>
-            <w:hyperlink w:history="1" r:id="rIdz43iwkqst4bek329ysx4w">
+            <w:hyperlink w:history="1" r:id="rIdp38pivhpvv_co4b_scqpd">
               <w:r>
                 <w:rPr>
                   <w:rStyle w:val="Hyperlink"/>
@@ -21320,7 +21320,7 @@
             <w:pPr>
               <w:spacing w:after="0" w:line="252"/>
             </w:pPr>
-            <w:hyperlink w:history="1" r:id="rId1wnpns-lppwlzpt3rtvbq">
+            <w:hyperlink w:history="1" r:id="rIdprbwk4gw266y_zoh6qnr9">
               <w:r>
                 <w:rPr>
                   <w:rStyle w:val="Hyperlink"/>
@@ -21611,7 +21611,7 @@
             <w:pPr>
               <w:spacing w:after="0" w:line="252"/>
             </w:pPr>
-            <w:hyperlink w:history="1" r:id="rId66lfzawqv8s8h_z92qwwe">
+            <w:hyperlink w:history="1" r:id="rId6f8lbstzhqoqfu1yyqhqo">
               <w:r>
                 <w:rPr>
                   <w:rStyle w:val="Hyperlink"/>
@@ -21902,7 +21902,7 @@
             <w:pPr>
               <w:spacing w:after="0" w:line="252"/>
             </w:pPr>
-            <w:hyperlink w:history="1" r:id="rIdtipeyhggqp9voj6pjo2k9">
+            <w:hyperlink w:history="1" r:id="rIdmik4eqiksvu7y-sccad1f">
               <w:r>
                 <w:rPr>
                   <w:rStyle w:val="Hyperlink"/>
@@ -22193,7 +22193,7 @@
             <w:pPr>
               <w:spacing w:after="0" w:line="252"/>
             </w:pPr>
-            <w:hyperlink w:history="1" r:id="rId7ycfojrezuletv8rtadyz">
+            <w:hyperlink w:history="1" r:id="rIdm69j3x54wous_tegzunxs">
               <w:r>
                 <w:rPr>
                   <w:rStyle w:val="Hyperlink"/>
@@ -22484,7 +22484,7 @@
             <w:pPr>
               <w:spacing w:after="0" w:line="252"/>
             </w:pPr>
-            <w:hyperlink w:history="1" r:id="rIdbebxahetcexji_pmn_waw">
+            <w:hyperlink w:history="1" r:id="rIdqsnywihql-kzm2pbpaddh">
               <w:r>
                 <w:rPr>
                   <w:rStyle w:val="Hyperlink"/>
@@ -22775,7 +22775,7 @@
             <w:pPr>
               <w:spacing w:after="0" w:line="252"/>
             </w:pPr>
-            <w:hyperlink w:history="1" r:id="rIdl3skxbyltcwuguymin3jf">
+            <w:hyperlink w:history="1" r:id="rIdo5yxbe58ecaizynaii4_q">
               <w:r>
                 <w:rPr>
                   <w:rStyle w:val="Hyperlink"/>
@@ -23066,7 +23066,7 @@
             <w:pPr>
               <w:spacing w:after="0" w:line="252"/>
             </w:pPr>
-            <w:hyperlink w:history="1" r:id="rId8kv4gwc75wsk1pdvsot0b">
+            <w:hyperlink w:history="1" r:id="rIdd9wh8qq0rlchx_qg3kr8f">
               <w:r>
                 <w:rPr>
                   <w:rStyle w:val="Hyperlink"/>
@@ -23357,7 +23357,7 @@
             <w:pPr>
               <w:spacing w:after="0" w:line="252"/>
             </w:pPr>
-            <w:hyperlink w:history="1" r:id="rIdit9gsa1mwtexon5tyktwb">
+            <w:hyperlink w:history="1" r:id="rIdxv_sdtmcqhvg8g2hejl4y">
               <w:r>
                 <w:rPr>
                   <w:rStyle w:val="Hyperlink"/>
@@ -23648,7 +23648,7 @@
             <w:pPr>
               <w:spacing w:after="0" w:line="252"/>
             </w:pPr>
-            <w:hyperlink w:history="1" r:id="rIdqf5fky789pgznr12hom-a">
+            <w:hyperlink w:history="1" r:id="rIdxy-1gdx-ictp9ucmutdjq">
               <w:r>
                 <w:rPr>
                   <w:rStyle w:val="Hyperlink"/>
@@ -23939,7 +23939,7 @@
             <w:pPr>
               <w:spacing w:after="0" w:line="252"/>
             </w:pPr>
-            <w:hyperlink w:history="1" r:id="rIdqo7qg0cpcdo9h-lss0uvl">
+            <w:hyperlink w:history="1" r:id="rIdbyjm3tjr17fsa45b9qogc">
               <w:r>
                 <w:rPr>
                   <w:rStyle w:val="Hyperlink"/>
@@ -24230,7 +24230,7 @@
             <w:pPr>
               <w:spacing w:after="0" w:line="252"/>
             </w:pPr>
-            <w:hyperlink w:history="1" r:id="rIdrvvndwrnn8rlt7wfbi5xr">
+            <w:hyperlink w:history="1" r:id="rIdukna4rx0ar9agusqhzu8g">
               <w:r>
                 <w:rPr>
                   <w:rStyle w:val="Hyperlink"/>
@@ -24521,7 +24521,7 @@
             <w:pPr>
               <w:spacing w:after="0" w:line="252"/>
             </w:pPr>
-            <w:hyperlink w:history="1" r:id="rIdo9fkcpewzemivoiaak18g">
+            <w:hyperlink w:history="1" r:id="rIdjoht5eqfggaxwijiyvr75">
               <w:r>
                 <w:rPr>
                   <w:rStyle w:val="Hyperlink"/>
@@ -24812,7 +24812,7 @@
             <w:pPr>
               <w:spacing w:after="0" w:line="252"/>
             </w:pPr>
-            <w:hyperlink w:history="1" r:id="rIdrp40ujfi4lgtxdqskimqr">
+            <w:hyperlink w:history="1" r:id="rId2axiopykf4bh42u3nwv9p">
               <w:r>
                 <w:rPr>
                   <w:rStyle w:val="Hyperlink"/>
@@ -25103,7 +25103,7 @@
             <w:pPr>
               <w:spacing w:after="0" w:line="252"/>
             </w:pPr>
-            <w:hyperlink w:history="1" r:id="rIdatokcgotanespcgabcgxt">
+            <w:hyperlink w:history="1" r:id="rId1kvbkgtkumqhuh11dwgwn">
               <w:r>
                 <w:rPr>
                   <w:rStyle w:val="Hyperlink"/>
@@ -25394,7 +25394,7 @@
             <w:pPr>
               <w:spacing w:after="0" w:line="252"/>
             </w:pPr>
-            <w:hyperlink w:history="1" r:id="rIdktheoarv9opzfypw36hck">
+            <w:hyperlink w:history="1" r:id="rId74n90nh7bd27hhjr5r79z">
               <w:r>
                 <w:rPr>
                   <w:rStyle w:val="Hyperlink"/>
@@ -25685,7 +25685,7 @@
             <w:pPr>
               <w:spacing w:after="0" w:line="252"/>
             </w:pPr>
-            <w:hyperlink w:history="1" r:id="rIdoypgclni1rvoteuvx6xfz">
+            <w:hyperlink w:history="1" r:id="rId5x1cz1kkyhfy7e0semmz1">
               <w:r>
                 <w:rPr>
                   <w:rStyle w:val="Hyperlink"/>
@@ -25976,7 +25976,7 @@
             <w:pPr>
               <w:spacing w:after="0" w:line="252"/>
             </w:pPr>
-            <w:hyperlink w:history="1" r:id="rIdgfehzgshlgv1pnfvvbc6d">
+            <w:hyperlink w:history="1" r:id="rIdnplod5g2pol5j9cnwpnhk">
               <w:r>
                 <w:rPr>
                   <w:rStyle w:val="Hyperlink"/>
@@ -26267,7 +26267,7 @@
             <w:pPr>
               <w:spacing w:after="0" w:line="252"/>
             </w:pPr>
-            <w:hyperlink w:history="1" r:id="rIdbvdybaliesq-h9iogfs7m">
+            <w:hyperlink w:history="1" r:id="rIdbukyl9xjjzvj35z3iru8k">
               <w:r>
                 <w:rPr>
                   <w:rStyle w:val="Hyperlink"/>
@@ -26558,7 +26558,7 @@
             <w:pPr>
               <w:spacing w:after="0" w:line="252"/>
             </w:pPr>
-            <w:hyperlink w:history="1" r:id="rIdm5wtvcdgxr4lbiagitaor">
+            <w:hyperlink w:history="1" r:id="rIdok5p4k61smjwmwggqlxvr">
               <w:r>
                 <w:rPr>
                   <w:rStyle w:val="Hyperlink"/>
@@ -26849,7 +26849,7 @@
             <w:pPr>
               <w:spacing w:after="0" w:line="252"/>
             </w:pPr>
-            <w:hyperlink w:history="1" r:id="rIdafospbzvo5uajekiw9p0l">
+            <w:hyperlink w:history="1" r:id="rIdtfvunwqdpasnya-itblgv">
               <w:r>
                 <w:rPr>
                   <w:rStyle w:val="Hyperlink"/>
@@ -27140,7 +27140,7 @@
             <w:pPr>
               <w:spacing w:after="0" w:line="252"/>
             </w:pPr>
-            <w:hyperlink w:history="1" r:id="rIdutqrtjp7cmrzmtjn9hrjm">
+            <w:hyperlink w:history="1" r:id="rIdf1rcr3u954a_lwm1r0cjn">
               <w:r>
                 <w:rPr>
                   <w:rStyle w:val="Hyperlink"/>
@@ -27431,7 +27431,7 @@
             <w:pPr>
               <w:spacing w:after="0" w:line="252"/>
             </w:pPr>
-            <w:hyperlink w:history="1" r:id="rIdsee5htgskw8jx8b-4rvel">
+            <w:hyperlink w:history="1" r:id="rIddepsveu4mrxm4ivlepdd1">
               <w:r>
                 <w:rPr>
                   <w:rStyle w:val="Hyperlink"/>
@@ -27722,7 +27722,7 @@
             <w:pPr>
               <w:spacing w:after="0" w:line="252"/>
             </w:pPr>
-            <w:hyperlink w:history="1" r:id="rIddmmp4shjp55e21sk_p-ok">
+            <w:hyperlink w:history="1" r:id="rIdp8myl6drxlsaq35yvxrjx">
               <w:r>
                 <w:rPr>
                   <w:rStyle w:val="Hyperlink"/>
@@ -28013,7 +28013,7 @@
             <w:pPr>
               <w:spacing w:after="0" w:line="252"/>
             </w:pPr>
-            <w:hyperlink w:history="1" r:id="rId70rkmvsnhqgeuzqu_pxf9">
+            <w:hyperlink w:history="1" r:id="rId-qlhiwd4wg0vljayn8lsv">
               <w:r>
                 <w:rPr>
                   <w:rStyle w:val="Hyperlink"/>
@@ -28304,7 +28304,7 @@
             <w:pPr>
               <w:spacing w:after="0" w:line="252"/>
             </w:pPr>
-            <w:hyperlink w:history="1" r:id="rIdpgouasd64gyub4akytyyh">
+            <w:hyperlink w:history="1" r:id="rIdb7sfsgvf2wneicq8mh57a">
               <w:r>
                 <w:rPr>
                   <w:rStyle w:val="Hyperlink"/>
@@ -28595,7 +28595,7 @@
             <w:pPr>
               <w:spacing w:after="0" w:line="252"/>
             </w:pPr>
-            <w:hyperlink w:history="1" r:id="rIdea82-dsjttyplouzcdchc">
+            <w:hyperlink w:history="1" r:id="rId5crw0tr61spw2zqxyq6zc">
               <w:r>
                 <w:rPr>
                   <w:rStyle w:val="Hyperlink"/>
@@ -28886,7 +28886,7 @@
             <w:pPr>
               <w:spacing w:after="0" w:line="252"/>
             </w:pPr>
-            <w:hyperlink w:history="1" r:id="rIdosysnxsswypxmenq_jhst">
+            <w:hyperlink w:history="1" r:id="rId54he_fnj9ihfupk9zmapq">
               <w:r>
                 <w:rPr>
                   <w:rStyle w:val="Hyperlink"/>
@@ -29177,7 +29177,7 @@
             <w:pPr>
               <w:spacing w:after="0" w:line="252"/>
             </w:pPr>
-            <w:hyperlink w:history="1" r:id="rIdcav5f6smiubgfipbgpabm">
+            <w:hyperlink w:history="1" r:id="rIdomhb7fv9rr34g_ieycz82">
               <w:r>
                 <w:rPr>
                   <w:rStyle w:val="Hyperlink"/>
@@ -29468,7 +29468,7 @@
             <w:pPr>
               <w:spacing w:after="0" w:line="252"/>
             </w:pPr>
-            <w:hyperlink w:history="1" r:id="rId3f1h20gaisum2xdwiprvs">
+            <w:hyperlink w:history="1" r:id="rIdxtl-oetdszea0kgujo0pp">
               <w:r>
                 <w:rPr>
                   <w:rStyle w:val="Hyperlink"/>
@@ -29759,7 +29759,7 @@
             <w:pPr>
               <w:spacing w:after="0" w:line="252"/>
             </w:pPr>
-            <w:hyperlink w:history="1" r:id="rIdgt7poqkesqjsehqxfc_dw">
+            <w:hyperlink w:history="1" r:id="rIddpp-dwwhwwkbiw2ml5l9t">
               <w:r>
                 <w:rPr>
                   <w:rStyle w:val="Hyperlink"/>
@@ -30050,7 +30050,7 @@
             <w:pPr>
               <w:spacing w:after="0" w:line="252"/>
             </w:pPr>
-            <w:hyperlink w:history="1" r:id="rIdjc9amsqorai88ebpbnxbb">
+            <w:hyperlink w:history="1" r:id="rIdt_zaoxnj1zaicwtox86pg">
               <w:r>
                 <w:rPr>
                   <w:rStyle w:val="Hyperlink"/>
@@ -30341,7 +30341,7 @@
             <w:pPr>
               <w:spacing w:after="0" w:line="252"/>
             </w:pPr>
-            <w:hyperlink w:history="1" r:id="rId_7nyox5ytludc-n9hvjgc">
+            <w:hyperlink w:history="1" r:id="rIdyh1o0ommeccu41nvwselk">
               <w:r>
                 <w:rPr>
                   <w:rStyle w:val="Hyperlink"/>
@@ -30632,7 +30632,7 @@
             <w:pPr>
               <w:spacing w:after="0" w:line="252"/>
             </w:pPr>
-            <w:hyperlink w:history="1" r:id="rIdilsqkg7yq-ecpbzcijhea">
+            <w:hyperlink w:history="1" r:id="rId9bj53wohji7yf8nyifnko">
               <w:r>
                 <w:rPr>
                   <w:rStyle w:val="Hyperlink"/>
@@ -30923,7 +30923,7 @@
             <w:pPr>
               <w:spacing w:after="0" w:line="252"/>
             </w:pPr>
-            <w:hyperlink w:history="1" r:id="rIdvli4sy9zabybyepk-6vhy">
+            <w:hyperlink w:history="1" r:id="rIdrvi1o8kpfp-g4f2hy0hvd">
               <w:r>
                 <w:rPr>
                   <w:rStyle w:val="Hyperlink"/>
@@ -31214,7 +31214,7 @@
             <w:pPr>
               <w:spacing w:after="0" w:line="252"/>
             </w:pPr>
-            <w:hyperlink w:history="1" r:id="rIdjz9vew5r5kzp8zialgonm">
+            <w:hyperlink w:history="1" r:id="rId6jc5wz-netoax1pjriomo">
               <w:r>
                 <w:rPr>
                   <w:rStyle w:val="Hyperlink"/>
@@ -31505,7 +31505,7 @@
             <w:pPr>
               <w:spacing w:after="0" w:line="252"/>
             </w:pPr>
-            <w:hyperlink w:history="1" r:id="rIdew-yedlgtn4lsmqlwhuct">
+            <w:hyperlink w:history="1" r:id="rId-mywyz65l_zixsw1yedec">
               <w:r>
                 <w:rPr>
                   <w:rStyle w:val="Hyperlink"/>
@@ -31796,7 +31796,7 @@
             <w:pPr>
               <w:spacing w:after="0" w:line="252"/>
             </w:pPr>
-            <w:hyperlink w:history="1" r:id="rIdruugkarga8qdgwjqw9axj">
+            <w:hyperlink w:history="1" r:id="rId167v6jqry3icf8t2oh3ii">
               <w:r>
                 <w:rPr>
                   <w:rStyle w:val="Hyperlink"/>
@@ -32087,7 +32087,7 @@
             <w:pPr>
               <w:spacing w:after="0" w:line="252"/>
             </w:pPr>
-            <w:hyperlink w:history="1" r:id="rId_ocijw4yiivkykqs37lfv">
+            <w:hyperlink w:history="1" r:id="rIdfldhs6oyctpntyv3yaquz">
               <w:r>
                 <w:rPr>
                   <w:rStyle w:val="Hyperlink"/>
@@ -32378,7 +32378,7 @@
             <w:pPr>
               <w:spacing w:after="0" w:line="252"/>
             </w:pPr>
-            <w:hyperlink w:history="1" r:id="rIduj-ex58dmwgttwsuc65k_">
+            <w:hyperlink w:history="1" r:id="rIde_55dte4mh7zggjcgylhr">
               <w:r>
                 <w:rPr>
                   <w:rStyle w:val="Hyperlink"/>
@@ -32669,7 +32669,7 @@
             <w:pPr>
               <w:spacing w:after="0" w:line="252"/>
             </w:pPr>
-            <w:hyperlink w:history="1" r:id="rIdhhu_e0tt3mbg7mmz5amj2">
+            <w:hyperlink w:history="1" r:id="rIdmk8upyr8mlfaclohkojys">
               <w:r>
                 <w:rPr>
                   <w:rStyle w:val="Hyperlink"/>
@@ -32960,7 +32960,7 @@
             <w:pPr>
               <w:spacing w:after="0" w:line="252"/>
             </w:pPr>
-            <w:hyperlink w:history="1" r:id="rIdbgg8apumd0cil8v3aoiiu">
+            <w:hyperlink w:history="1" r:id="rIdocjby1oqedvvhjjpek89t">
               <w:r>
                 <w:rPr>
                   <w:rStyle w:val="Hyperlink"/>
@@ -33251,7 +33251,7 @@
             <w:pPr>
               <w:spacing w:after="0" w:line="252"/>
             </w:pPr>
-            <w:hyperlink w:history="1" r:id="rIdhfamywrfp_06bfxubfubr">
+            <w:hyperlink w:history="1" r:id="rIdcadvnq9irgnoa8q0icwkn">
               <w:r>
                 <w:rPr>
                   <w:rStyle w:val="Hyperlink"/>
@@ -33542,7 +33542,7 @@
             <w:pPr>
               <w:spacing w:after="0" w:line="252"/>
             </w:pPr>
-            <w:hyperlink w:history="1" r:id="rIdyn0issnx6npj2oonz_uiy">
+            <w:hyperlink w:history="1" r:id="rIdg38y-tvtqxmyatnzkx2fk">
               <w:r>
                 <w:rPr>
                   <w:rStyle w:val="Hyperlink"/>
@@ -33841,7 +33841,7 @@
             <w:pPr>
               <w:spacing w:after="0" w:line="252"/>
             </w:pPr>
-            <w:hyperlink w:history="1" r:id="rIdc8htaaiixmjbq0j5je7di">
+            <w:hyperlink w:history="1" r:id="rIdn9dhulghzt0ro0wsn8rvs">
               <w:r>
                 <w:rPr>
                   <w:rStyle w:val="Hyperlink"/>
@@ -34141,7 +34141,7 @@
             <w:pPr>
               <w:spacing w:after="0" w:line="252"/>
             </w:pPr>
-            <w:hyperlink w:history="1" r:id="rIdutt6lkldloirshnlw84ca">
+            <w:hyperlink w:history="1" r:id="rId3a3iy73ex-nwvojradshq">
               <w:r>
                 <w:rPr>
                   <w:rStyle w:val="Hyperlink"/>
@@ -34441,7 +34441,7 @@
             <w:pPr>
               <w:spacing w:after="0" w:line="252"/>
             </w:pPr>
-            <w:hyperlink w:history="1" r:id="rIdeo3hufv6ffh0hjzisvydh">
+            <w:hyperlink w:history="1" r:id="rIdemihd8whei_y-gd7-ob-q">
               <w:r>
                 <w:rPr>
                   <w:rStyle w:val="Hyperlink"/>
@@ -34733,7 +34733,7 @@
             <w:pPr>
               <w:spacing w:after="0" w:line="252"/>
             </w:pPr>
-            <w:hyperlink w:history="1" r:id="rId9nvmo1mfbr1-trpiyamec">
+            <w:hyperlink w:history="1" r:id="rIdmh65nsf_vk1opwpbnf06j">
               <w:r>
                 <w:rPr>
                   <w:rStyle w:val="Hyperlink"/>
@@ -35024,7 +35024,7 @@
             <w:pPr>
               <w:spacing w:after="0" w:line="252"/>
             </w:pPr>
-            <w:hyperlink w:history="1" r:id="rId2f911a68aaj4tiyix7hqh">
+            <w:hyperlink w:history="1" r:id="rIdyrpzpc0zrbfy4jz5ld1ow">
               <w:r>
                 <w:rPr>
                   <w:rStyle w:val="Hyperlink"/>
@@ -35315,7 +35315,7 @@
             <w:pPr>
               <w:spacing w:after="0" w:line="252"/>
             </w:pPr>
-            <w:hyperlink w:history="1" r:id="rId8xsivikgfxgpvhszcwzgj">
+            <w:hyperlink w:history="1" r:id="rIdnghlzl8zid5wy_bano6u2">
               <w:r>
                 <w:rPr>
                   <w:rStyle w:val="Hyperlink"/>
@@ -35606,7 +35606,7 @@
             <w:pPr>
               <w:spacing w:after="0" w:line="252"/>
             </w:pPr>
-            <w:hyperlink w:history="1" r:id="rIdoa1e31-gg119bzzo6xdcy">
+            <w:hyperlink w:history="1" r:id="rIdtcebz1ikhdciw1qg3w1x-">
               <w:r>
                 <w:rPr>
                   <w:rStyle w:val="Hyperlink"/>
@@ -35897,7 +35897,7 @@
             <w:pPr>
               <w:spacing w:after="0" w:line="252"/>
             </w:pPr>
-            <w:hyperlink w:history="1" r:id="rIdr29bhy7nhw_tx2ezqjksq">
+            <w:hyperlink w:history="1" r:id="rIdqlpi83sieu2_thcammbu_">
               <w:r>
                 <w:rPr>
                   <w:rStyle w:val="Hyperlink"/>
